--- a/assets/files/atelier/ecole/01-mise_en_place_workgroup.docx
+++ b/assets/files/atelier/ecole/01-mise_en_place_workgroup.docx
@@ -255,7 +255,34 @@
                 <w:sz w:val="23"/>
                 <w:szCs w:val="23"/>
               </w:rPr>
-              <w:t>20/21</w:t>
+              <w:t>2</w:t>
+            </w:r>
+            <w:r>
+              <w:rPr>
+                <w:b/>
+                <w:bCs/>
+                <w:sz w:val="23"/>
+                <w:szCs w:val="23"/>
+              </w:rPr>
+              <w:t>1</w:t>
+            </w:r>
+            <w:r>
+              <w:rPr>
+                <w:b/>
+                <w:bCs/>
+                <w:sz w:val="23"/>
+                <w:szCs w:val="23"/>
+              </w:rPr>
+              <w:t>/2</w:t>
+            </w:r>
+            <w:r>
+              <w:rPr>
+                <w:b/>
+                <w:bCs/>
+                <w:sz w:val="23"/>
+                <w:szCs w:val="23"/>
+              </w:rPr>
+              <w:t>2</w:t>
             </w:r>
           </w:p>
         </w:tc>
